--- a/public/resume.docx
+++ b/public/resume.docx
@@ -14,8 +14,13 @@
       </w:pPr>
       <w:r>
         <w:rPr>
-          <w:rtl w:val="0"/>
-        </w:rPr>
+          <w:b w:val="1"/>
+          <w:bCs w:val="1"/>
+          <w:sz w:val="28"/>
+          <w:szCs w:val="28"/>
+          <w:rtl w:val="0"/>
+        </w:rPr>
+        <w:t xml:space="preserve"> </w:t>
       </w:r>
     </w:p>
     <w:p>
@@ -868,7 +873,7 @@
           <w:rtl w:val="0"/>
         </w:rPr>
         <w:tab/>
-        <w:t xml:space="preserve">       06/2022 - 05/2023</w:t>
+        <w:t xml:space="preserve">       06/2020 - 05/2023</w:t>
       </w:r>
     </w:p>
     <w:p>
